--- a/Lab-2/Звіт.docx
+++ b/Lab-2/Звіт.docx
@@ -3001,7 +3001,7 @@
         <w:pBdr/>
         <w:spacing/>
         <w:ind/>
-        <w:jc w:val="left"/>
+        <w:jc w:val="center"/>
         <w:rPr>
           <w:rFonts w:ascii="Times New Roman" w:hAnsi="Times New Roman" w:cs="Times New Roman"/>
           <w:sz w:val="28"/>
@@ -3019,12 +3019,13 @@
           <w:lang w:val="en-US"/>
         </w:rPr>
       </w:r>
+      <w:r/>
       <w:r>
         <mc:AlternateContent>
           <mc:Choice Requires="wpg">
             <w:drawing>
               <wp:inline xmlns:wp="http://schemas.openxmlformats.org/drawingml/2006/wordprocessingDrawing" distT="0" distB="0" distL="0" distR="0">
-                <wp:extent cx="5940425" cy="4467851"/>
+                <wp:extent cx="5609600" cy="4219035"/>
                 <wp:effectExtent l="0" t="0" r="0" b="0"/>
                 <wp:docPr id="7" name=""/>
                 <wp:cNvGraphicFramePr>
@@ -3034,7 +3035,7 @@
                   <a:graphicData uri="http://schemas.openxmlformats.org/drawingml/2006/picture">
                     <pic:pic xmlns:pic="http://schemas.openxmlformats.org/drawingml/2006/picture">
                       <pic:nvPicPr>
-                        <pic:cNvPr id="1817138902" name=""/>
+                        <pic:cNvPr id="1819764249" name=""/>
                         <pic:cNvPicPr>
                           <a:picLocks noChangeAspect="1"/>
                         </pic:cNvPicPr>
@@ -3045,9 +3046,9 @@
                         <a:stretch/>
                       </pic:blipFill>
                       <pic:spPr bwMode="auto">
-                        <a:xfrm>
+                        <a:xfrm flipH="0" flipV="0">
                           <a:off x="0" y="0"/>
-                          <a:ext cx="5940424" cy="4467851"/>
+                          <a:ext cx="5609600" cy="4219034"/>
                         </a:xfrm>
                         <a:prstGeom prst="rect">
                           <a:avLst/>
@@ -3080,7 +3081,7 @@
                 <v:path o:extrusionok="f" gradientshapeok="t" o:connecttype="rect"/>
                 <o:lock v:ext="edit" aspectratio="t"/>
               </v:shapetype>
-              <v:shape id="_x0000_i6" o:spid="_x0000_s6" type="#_x0000_t75" style="width:467.75pt;height:351.80pt;mso-wrap-distance-left:0.00pt;mso-wrap-distance-top:0.00pt;mso-wrap-distance-right:0.00pt;mso-wrap-distance-bottom:0.00pt;z-index:1;" stroked="false">
+              <v:shape id="_x0000_i6" o:spid="_x0000_s6" type="#_x0000_t75" style="width:441.70pt;height:332.21pt;mso-wrap-distance-left:0.00pt;mso-wrap-distance-top:0.00pt;mso-wrap-distance-right:0.00pt;mso-wrap-distance-bottom:0.00pt;z-index:1;" stroked="false">
                 <v:imagedata r:id="rId18" o:title=""/>
                 <o:lock v:ext="edit" rotation="t"/>
               </v:shape>
@@ -3088,6 +3089,7 @@
           </mc:Fallback>
         </mc:AlternateContent>
       </w:r>
+      <w:r/>
       <w:r>
         <w:rPr>
           <w:rFonts w:ascii="Times New Roman" w:hAnsi="Times New Roman" w:cs="Times New Roman"/>
@@ -3126,6 +3128,7 @@
           <w:sz w:val="28"/>
           <w:szCs w:val="28"/>
           <w:highlight w:val="none"/>
+          <w:lang w:val="en-US"/>
         </w:rPr>
       </w:pPr>
       <w:r>
@@ -3138,6 +3141,139 @@
         </w:rPr>
         <w:t xml:space="preserve">6)</w:t>
       </w:r>
+      <w:r>
+        <w:rPr>
+          <w:rFonts w:ascii="Times New Roman" w:hAnsi="Times New Roman" w:cs="Times New Roman"/>
+          <w:sz w:val="28"/>
+          <w:szCs w:val="28"/>
+          <w:highlight w:val="none"/>
+        </w:rPr>
+      </w:r>
+    </w:p>
+    <w:p>
+      <w:pPr>
+        <w:pBdr/>
+        <w:spacing/>
+        <w:ind/>
+        <w:jc w:val="center"/>
+        <w:rPr>
+          <w:rFonts w:ascii="Times New Roman" w:hAnsi="Times New Roman" w:cs="Times New Roman"/>
+          <w:sz w:val="28"/>
+          <w:szCs w:val="28"/>
+          <w:highlight w:val="none"/>
+          <w:lang w:val="en-US"/>
+        </w:rPr>
+      </w:pPr>
+      <w:r>
+        <w:rPr>
+          <w:rFonts w:ascii="Times New Roman" w:hAnsi="Times New Roman" w:cs="Times New Roman"/>
+          <w:sz w:val="28"/>
+          <w:szCs w:val="28"/>
+          <w:highlight w:val="none"/>
+          <w:lang w:val="en-US"/>
+        </w:rPr>
+        <w:t xml:space="preserve"> </w:t>
+      </w:r>
+      <w:r>
+        <mc:AlternateContent>
+          <mc:Choice Requires="wpg">
+            <w:drawing>
+              <wp:inline xmlns:wp="http://schemas.openxmlformats.org/drawingml/2006/wordprocessingDrawing" distT="0" distB="0" distL="0" distR="0">
+                <wp:extent cx="5304460" cy="4448538"/>
+                <wp:effectExtent l="0" t="0" r="0" b="0"/>
+                <wp:docPr id="8" name=""/>
+                <wp:cNvGraphicFramePr>
+                  <a:graphicFrameLocks xmlns:a="http://schemas.openxmlformats.org/drawingml/2006/main" noChangeAspect="1"/>
+                </wp:cNvGraphicFramePr>
+                <a:graphic xmlns:a="http://schemas.openxmlformats.org/drawingml/2006/main">
+                  <a:graphicData uri="http://schemas.openxmlformats.org/drawingml/2006/picture">
+                    <pic:pic xmlns:pic="http://schemas.openxmlformats.org/drawingml/2006/picture">
+                      <pic:nvPicPr>
+                        <pic:cNvPr id="1829386979" name=""/>
+                        <pic:cNvPicPr>
+                          <a:picLocks noChangeAspect="1"/>
+                        </pic:cNvPicPr>
+                        <pic:nvPr/>
+                      </pic:nvPicPr>
+                      <pic:blipFill rotWithShape="1">
+                        <a:blip r:embed="rId19"/>
+                        <a:stretch/>
+                      </pic:blipFill>
+                      <pic:spPr bwMode="auto">
+                        <a:xfrm flipH="0" flipV="0">
+                          <a:off x="0" y="0"/>
+                          <a:ext cx="5304459" cy="4448538"/>
+                        </a:xfrm>
+                        <a:prstGeom prst="rect">
+                          <a:avLst/>
+                        </a:prstGeom>
+                      </pic:spPr>
+                    </pic:pic>
+                  </a:graphicData>
+                </a:graphic>
+              </wp:inline>
+            </w:drawing>
+          </mc:Choice>
+          <mc:Fallback>
+            <w:pict>
+              <v:shapetype id="_x0000_t75" coordsize="21600,21600" o:spt="75" o:preferrelative="t" path="m@4@5l@4@11@9@11@9@5xe" filled="f" stroked="f">
+                <v:stroke joinstyle="miter"/>
+                <v:formulas>
+                  <v:f eqn="if lineDrawn pixelLineWidth 0"/>
+                  <v:f eqn="sum @0 1 0"/>
+                  <v:f eqn="sum 0 0 @1"/>
+                  <v:f eqn="prod @2 1 2"/>
+                  <v:f eqn="prod @3 21600 pixelWidth"/>
+                  <v:f eqn="prod @3 21600 pixelHeight"/>
+                  <v:f eqn="sum @0 0 1"/>
+                  <v:f eqn="prod @6 1 2"/>
+                  <v:f eqn="prod @7 21600 pixelWidth"/>
+                  <v:f eqn="sum @8 21600 0"/>
+                  <v:f eqn="prod @7 21600 pixelHeight"/>
+                  <v:f eqn="sum @10 21600 0"/>
+                </v:formulas>
+                <v:path o:extrusionok="f" gradientshapeok="t" o:connecttype="rect"/>
+                <o:lock v:ext="edit" aspectratio="t"/>
+              </v:shapetype>
+              <v:shape id="_x0000_i7" o:spid="_x0000_s7" type="#_x0000_t75" style="width:417.67pt;height:350.28pt;mso-wrap-distance-left:0.00pt;mso-wrap-distance-top:0.00pt;mso-wrap-distance-right:0.00pt;mso-wrap-distance-bottom:0.00pt;z-index:1;" stroked="false">
+                <v:imagedata r:id="rId19" o:title=""/>
+                <o:lock v:ext="edit" rotation="t"/>
+              </v:shape>
+            </w:pict>
+          </mc:Fallback>
+        </mc:AlternateContent>
+      </w:r>
+      <w:r>
+        <w:rPr>
+          <w:rFonts w:ascii="Times New Roman" w:hAnsi="Times New Roman" w:cs="Times New Roman"/>
+          <w:sz w:val="28"/>
+          <w:szCs w:val="28"/>
+          <w:highlight w:val="none"/>
+          <w:lang w:val="en-US"/>
+        </w:rPr>
+      </w:r>
+      <w:r>
+        <w:rPr>
+          <w:rFonts w:ascii="Times New Roman" w:hAnsi="Times New Roman" w:cs="Times New Roman"/>
+          <w:sz w:val="28"/>
+          <w:szCs w:val="28"/>
+          <w:highlight w:val="none"/>
+        </w:rPr>
+      </w:r>
+    </w:p>
+    <w:p>
+      <w:pPr>
+        <w:pBdr/>
+        <w:spacing/>
+        <w:ind/>
+        <w:jc w:val="left"/>
+        <w:rPr>
+          <w:rFonts w:ascii="Times New Roman" w:hAnsi="Times New Roman" w:cs="Times New Roman"/>
+          <w:sz w:val="28"/>
+          <w:szCs w:val="28"/>
+          <w:highlight w:val="none"/>
+        </w:rPr>
+      </w:pPr>
       <w:r>
         <w:rPr>
           <w:rFonts w:ascii="Times New Roman" w:hAnsi="Times New Roman" w:cs="Times New Roman"/>
@@ -3155,6 +3291,16 @@
           <w:highlight w:val="none"/>
           <w:lang w:val="en-US"/>
         </w:rPr>
+        <w:t xml:space="preserve">8)</w:t>
+      </w:r>
+      <w:r>
+        <w:rPr>
+          <w:rFonts w:ascii="Times New Roman" w:hAnsi="Times New Roman" w:cs="Times New Roman"/>
+          <w:sz w:val="28"/>
+          <w:szCs w:val="28"/>
+          <w:highlight w:val="none"/>
+          <w:lang w:val="en-US"/>
+        </w:rPr>
       </w:r>
     </w:p>
     <w:p>
@@ -3176,7 +3322,9 @@
           <w:sz w:val="28"/>
           <w:szCs w:val="28"/>
           <w:highlight w:val="none"/>
+          <w:lang w:val="en-US"/>
         </w:rPr>
+        <w:t xml:space="preserve">9) </w:t>
       </w:r>
       <w:r>
         <w:rPr>
